--- a/public/templates/MBCDI report SE 8-18mo_AT RISK.docx
+++ b/public/templates/MBCDI report SE 8-18mo_AT RISK.docx
@@ -53,6 +53,7 @@
         </w:rPr>
         <w:t xml:space="preserve">Thank you for being part of the </w:t>
       </w:r>
+      <w:proofErr w:type="gramStart"/>
       <w:r>
         <w:rPr>
           <w:rFonts w:cs="Times New Roman"/>
@@ -60,9 +61,11 @@
           <w:iCs/>
           <w:sz w:val="22"/>
           <w:szCs w:val="22"/>
+          <w:highlight w:val="yellow"/>
         </w:rPr>
         <w:t>[ ]</w:t>
       </w:r>
+      <w:proofErr w:type="gramEnd"/>
       <w:r>
         <w:rPr>
           <w:rFonts w:cs="Times New Roman"/>
@@ -249,8 +252,18 @@
           <w:sz w:val="22"/>
           <w:szCs w:val="22"/>
         </w:rPr>
-        <w:t xml:space="preserve"> Spanish-English</w:t>
-      </w:r>
+        <w:t xml:space="preserve"> </w:t>
+      </w:r>
+      <w:proofErr w:type="gramStart"/>
+      <w:r>
+        <w:rPr>
+          <w:rFonts w:cs="Times New Roman"/>
+          <w:sz w:val="22"/>
+          <w:szCs w:val="22"/>
+        </w:rPr>
+        <w:t>Spanish-English</w:t>
+      </w:r>
+      <w:proofErr w:type="gramEnd"/>
       <w:r>
         <w:rPr>
           <w:rFonts w:cs="Times New Roman"/>
@@ -372,8 +385,9 @@
           <w:sz w:val="22"/>
           <w:szCs w:val="22"/>
         </w:rPr>
-        <w:t>What Does the 2</w:t>
-      </w:r>
+        <w:t xml:space="preserve">What Does </w:t>
+      </w:r>
+      <w:proofErr w:type="gramStart"/>
       <w:r>
         <w:rPr>
           <w:rFonts w:cs="Times New Roman"/>
@@ -382,8 +396,19 @@
           <w:sz w:val="22"/>
           <w:szCs w:val="22"/>
         </w:rPr>
+        <w:t>the 2</w:t>
+      </w:r>
+      <w:r>
+        <w:rPr>
+          <w:rFonts w:cs="Times New Roman"/>
+          <w:b/>
+          <w:bCs/>
+          <w:sz w:val="22"/>
+          <w:szCs w:val="22"/>
+        </w:rPr>
         <w:t>0</w:t>
       </w:r>
+      <w:proofErr w:type="gramEnd"/>
       <w:r>
         <w:rPr>
           <w:rFonts w:cs="Times New Roman"/>
@@ -1015,6 +1040,7 @@
                 <w:szCs w:val="22"/>
               </w:rPr>
             </w:pPr>
+            <w:proofErr w:type="gramStart"/>
             <w:r>
               <w:rPr>
                 <w:rFonts w:cs="Times New Roman"/>
@@ -1023,7 +1049,18 @@
                 <w:sz w:val="22"/>
                 <w:szCs w:val="22"/>
               </w:rPr>
-              <w:t>English-Spanish:</w:t>
+              <w:t>English-Spanish</w:t>
+            </w:r>
+            <w:proofErr w:type="gramEnd"/>
+            <w:r>
+              <w:rPr>
+                <w:rFonts w:cs="Times New Roman"/>
+                <w:b/>
+                <w:bCs/>
+                <w:sz w:val="22"/>
+                <w:szCs w:val="22"/>
+              </w:rPr>
+              <w:t>:</w:t>
             </w:r>
           </w:p>
           <w:p>
@@ -1385,6 +1422,7 @@
               </w:rPr>
               <w:t xml:space="preserve">Receptive Total (words understood): </w:t>
             </w:r>
+            <w:proofErr w:type="spellStart"/>
             <w:r>
               <w:rPr>
                 <w:rFonts w:cs="Times New Roman"/>
@@ -1392,6 +1430,7 @@
               </w:rPr>
               <w:t>ENTERnumber</w:t>
             </w:r>
+            <w:proofErr w:type="spellEnd"/>
             <w:r>
               <w:rPr>
                 <w:rFonts w:cs="Times New Roman"/>
@@ -1433,6 +1472,7 @@
               </w:rPr>
               <w:t xml:space="preserve">Expressive Total (words said): </w:t>
             </w:r>
+            <w:proofErr w:type="spellStart"/>
             <w:r>
               <w:rPr>
                 <w:rFonts w:cs="Times New Roman"/>
@@ -1440,6 +1480,7 @@
               </w:rPr>
               <w:t>ENTERnumber</w:t>
             </w:r>
+            <w:proofErr w:type="spellEnd"/>
             <w:r>
               <w:rPr>
                 <w:rFonts w:cs="Times New Roman"/>
@@ -1505,6 +1546,7 @@
               </w:rPr>
               <w:t xml:space="preserve">Receptive Total (words understood): </w:t>
             </w:r>
+            <w:proofErr w:type="spellStart"/>
             <w:r>
               <w:rPr>
                 <w:rFonts w:cs="Times New Roman"/>
@@ -1512,6 +1554,7 @@
               </w:rPr>
               <w:t>ENTERnumber</w:t>
             </w:r>
+            <w:proofErr w:type="spellEnd"/>
             <w:r>
               <w:rPr>
                 <w:rFonts w:cs="Times New Roman"/>
@@ -1553,6 +1596,7 @@
               </w:rPr>
               <w:t xml:space="preserve">Expressive Total (words said): </w:t>
             </w:r>
+            <w:proofErr w:type="spellStart"/>
             <w:r>
               <w:rPr>
                 <w:rFonts w:cs="Times New Roman"/>
@@ -1560,6 +1604,7 @@
               </w:rPr>
               <w:t>ENTERnumber</w:t>
             </w:r>
+            <w:proofErr w:type="spellEnd"/>
             <w:r>
               <w:rPr>
                 <w:rFonts w:cs="Times New Roman"/>
@@ -1630,6 +1675,7 @@
               </w:rPr>
               <w:t xml:space="preserve">Receptive Combined Total (words understood): </w:t>
             </w:r>
+            <w:proofErr w:type="spellStart"/>
             <w:r>
               <w:rPr>
                 <w:rFonts w:cs="Times New Roman"/>
@@ -1637,6 +1683,7 @@
               </w:rPr>
               <w:t>ENTERnumber</w:t>
             </w:r>
+            <w:proofErr w:type="spellEnd"/>
           </w:p>
           <w:p>
             <w:pPr>
@@ -1654,6 +1701,7 @@
               </w:rPr>
               <w:t xml:space="preserve">Expressive Combined Total (words said): </w:t>
             </w:r>
+            <w:proofErr w:type="spellStart"/>
             <w:r>
               <w:rPr>
                 <w:rFonts w:cs="Times New Roman"/>
@@ -1661,6 +1709,7 @@
               </w:rPr>
               <w:t>ENTERnumber</w:t>
             </w:r>
+            <w:proofErr w:type="spellEnd"/>
           </w:p>
           <w:p>
             <w:pPr>
@@ -1707,6 +1756,7 @@
               </w:rPr>
               <w:t xml:space="preserve">Based on age (in months), sex, and receptive vocabulary: </w:t>
             </w:r>
+            <w:proofErr w:type="spellStart"/>
             <w:r>
               <w:rPr>
                 <w:rFonts w:cs="Times New Roman"/>
@@ -1714,6 +1764,7 @@
               </w:rPr>
               <w:t>ENTERnumber</w:t>
             </w:r>
+            <w:proofErr w:type="spellEnd"/>
             <w:r>
               <w:rPr>
                 <w:rFonts w:cs="Times New Roman"/>
@@ -1748,6 +1799,7 @@
               </w:rPr>
               <w:t xml:space="preserve">Based on age (in months), sex, and expressive vocabulary: </w:t>
             </w:r>
+            <w:proofErr w:type="spellStart"/>
             <w:r>
               <w:rPr>
                 <w:rFonts w:cs="Times New Roman"/>
@@ -1755,6 +1807,7 @@
               </w:rPr>
               <w:t>ENTERnumber</w:t>
             </w:r>
+            <w:proofErr w:type="spellEnd"/>
             <w:r>
               <w:rPr>
                 <w:rFonts w:cs="Times New Roman"/>
@@ -2051,6 +2104,7 @@
         </w:rPr>
         <w:t xml:space="preserve">¡Gracias por participar en el programa </w:t>
       </w:r>
+      <w:proofErr w:type="gramStart"/>
       <w:r>
         <w:rPr>
           <w:rFonts w:cs="Times New Roman"/>
@@ -2058,10 +2112,12 @@
           <w:iCs/>
           <w:sz w:val="22"/>
           <w:szCs w:val="22"/>
+          <w:highlight w:val="yellow"/>
           <w:lang w:val="es-ES_tradnl"/>
         </w:rPr>
         <w:t>[ ]</w:t>
       </w:r>
+      <w:proofErr w:type="gramEnd"/>
       <w:r>
         <w:rPr>
           <w:rFonts w:cs="Times New Roman"/>
@@ -2098,7 +2154,127 @@
           <w:szCs w:val="22"/>
           <w:lang w:val="es-ES_tradnl"/>
         </w:rPr>
-        <w:t>Como parte del programa, usted completó las versiones en inglés y en español del cuestionario MacArthur-Bates Communicative Development Inventories Short Forms (MCDI-SFs). Estos son formularios breves que ayudan a evaluar el desarrollo temprano del lenguaje y vocabulario en niños y niñas entre los 8 y 30 meses de edad.</w:t>
+        <w:t xml:space="preserve">Como parte del programa, usted completó las versiones en inglés y en español del cuestionario MacArthur-Bates </w:t>
+      </w:r>
+      <w:proofErr w:type="spellStart"/>
+      <w:r>
+        <w:rPr>
+          <w:rFonts w:cs="Times New Roman"/>
+          <w:sz w:val="22"/>
+          <w:szCs w:val="22"/>
+          <w:lang w:val="es-ES_tradnl"/>
+        </w:rPr>
+        <w:t>Communicative</w:t>
+      </w:r>
+      <w:proofErr w:type="spellEnd"/>
+      <w:r>
+        <w:rPr>
+          <w:rFonts w:cs="Times New Roman"/>
+          <w:sz w:val="22"/>
+          <w:szCs w:val="22"/>
+          <w:lang w:val="es-ES_tradnl"/>
+        </w:rPr>
+        <w:t xml:space="preserve"> </w:t>
+      </w:r>
+      <w:proofErr w:type="spellStart"/>
+      <w:r>
+        <w:rPr>
+          <w:rFonts w:cs="Times New Roman"/>
+          <w:sz w:val="22"/>
+          <w:szCs w:val="22"/>
+          <w:lang w:val="es-ES_tradnl"/>
+        </w:rPr>
+        <w:t>Development</w:t>
+      </w:r>
+      <w:proofErr w:type="spellEnd"/>
+      <w:r>
+        <w:rPr>
+          <w:rFonts w:cs="Times New Roman"/>
+          <w:sz w:val="22"/>
+          <w:szCs w:val="22"/>
+          <w:lang w:val="es-ES_tradnl"/>
+        </w:rPr>
+        <w:t xml:space="preserve"> </w:t>
+      </w:r>
+      <w:proofErr w:type="spellStart"/>
+      <w:r>
+        <w:rPr>
+          <w:rFonts w:cs="Times New Roman"/>
+          <w:sz w:val="22"/>
+          <w:szCs w:val="22"/>
+          <w:lang w:val="es-ES_tradnl"/>
+        </w:rPr>
+        <w:t>Inventories</w:t>
+      </w:r>
+      <w:proofErr w:type="spellEnd"/>
+      <w:r>
+        <w:rPr>
+          <w:rFonts w:cs="Times New Roman"/>
+          <w:sz w:val="22"/>
+          <w:szCs w:val="22"/>
+          <w:lang w:val="es-ES_tradnl"/>
+        </w:rPr>
+        <w:t xml:space="preserve"> Short </w:t>
+      </w:r>
+      <w:proofErr w:type="spellStart"/>
+      <w:r>
+        <w:rPr>
+          <w:rFonts w:cs="Times New Roman"/>
+          <w:sz w:val="22"/>
+          <w:szCs w:val="22"/>
+          <w:lang w:val="es-ES_tradnl"/>
+        </w:rPr>
+        <w:t>Forms</w:t>
+      </w:r>
+      <w:proofErr w:type="spellEnd"/>
+      <w:r>
+        <w:rPr>
+          <w:rFonts w:cs="Times New Roman"/>
+          <w:sz w:val="22"/>
+          <w:szCs w:val="22"/>
+          <w:lang w:val="es-ES_tradnl"/>
+        </w:rPr>
+        <w:t xml:space="preserve"> (MCDI-</w:t>
+      </w:r>
+      <w:proofErr w:type="spellStart"/>
+      <w:r>
+        <w:rPr>
+          <w:rFonts w:cs="Times New Roman"/>
+          <w:sz w:val="22"/>
+          <w:szCs w:val="22"/>
+          <w:lang w:val="es-ES_tradnl"/>
+        </w:rPr>
+        <w:t>SFs</w:t>
+      </w:r>
+      <w:proofErr w:type="spellEnd"/>
+      <w:r>
+        <w:rPr>
+          <w:rFonts w:cs="Times New Roman"/>
+          <w:sz w:val="22"/>
+          <w:szCs w:val="22"/>
+          <w:lang w:val="es-ES_tradnl"/>
+        </w:rPr>
+        <w:t xml:space="preserve">). Estos son formularios breves que ayudan a evaluar el desarrollo temprano del lenguaje y vocabulario en </w:t>
+      </w:r>
+      <w:proofErr w:type="gramStart"/>
+      <w:r>
+        <w:rPr>
+          <w:rFonts w:cs="Times New Roman"/>
+          <w:sz w:val="22"/>
+          <w:szCs w:val="22"/>
+          <w:lang w:val="es-ES_tradnl"/>
+        </w:rPr>
+        <w:t>niños y niñas</w:t>
+      </w:r>
+      <w:proofErr w:type="gramEnd"/>
+      <w:r>
+        <w:rPr>
+          <w:rFonts w:cs="Times New Roman"/>
+          <w:sz w:val="22"/>
+          <w:szCs w:val="22"/>
+          <w:lang w:val="es-ES_tradnl"/>
+        </w:rPr>
+        <w:t xml:space="preserve"> entre los 8 y 30 meses de edad.</w:t>
       </w:r>
     </w:p>
     <w:p>
@@ -2844,7 +3020,47 @@
           <w:szCs w:val="22"/>
           <w:lang w:val="es-ES_tradnl"/>
         </w:rPr>
-        <w:t xml:space="preserve"> Si le preocupa el desarrollo del lenguaje de su hijo/a, le recomendamos contactar a su programa local de Early Childhood Intervention (ECI) (Intervención Temprana en la Infancia), donde pueden hacer una evaluación más completa del lenguaje. Idealmente, solicite que la evaluación sea realizada por un patólogo del habla y lenguaje bilingüe, si está disponible.</w:t>
+        <w:t xml:space="preserve"> Si le preocupa el desarrollo del lenguaje de su hijo/a, le recomendamos contactar a su programa local de Early </w:t>
+      </w:r>
+      <w:proofErr w:type="spellStart"/>
+      <w:r>
+        <w:rPr>
+          <w:rFonts w:cs="Times New Roman"/>
+          <w:sz w:val="22"/>
+          <w:szCs w:val="22"/>
+          <w:lang w:val="es-ES_tradnl"/>
+        </w:rPr>
+        <w:t>Childhood</w:t>
+      </w:r>
+      <w:proofErr w:type="spellEnd"/>
+      <w:r>
+        <w:rPr>
+          <w:rFonts w:cs="Times New Roman"/>
+          <w:sz w:val="22"/>
+          <w:szCs w:val="22"/>
+          <w:lang w:val="es-ES_tradnl"/>
+        </w:rPr>
+        <w:t xml:space="preserve"> </w:t>
+      </w:r>
+      <w:proofErr w:type="spellStart"/>
+      <w:r>
+        <w:rPr>
+          <w:rFonts w:cs="Times New Roman"/>
+          <w:sz w:val="22"/>
+          <w:szCs w:val="22"/>
+          <w:lang w:val="es-ES_tradnl"/>
+        </w:rPr>
+        <w:t>Intervention</w:t>
+      </w:r>
+      <w:proofErr w:type="spellEnd"/>
+      <w:r>
+        <w:rPr>
+          <w:rFonts w:cs="Times New Roman"/>
+          <w:sz w:val="22"/>
+          <w:szCs w:val="22"/>
+          <w:lang w:val="es-ES_tradnl"/>
+        </w:rPr>
+        <w:t xml:space="preserve"> (ECI) (Intervención Temprana en la Infancia), donde pueden hacer una evaluación más completa del lenguaje. Idealmente, solicite que la evaluación sea realizada por un patólogo del habla y lenguaje bilingüe, si está disponible.</w:t>
       </w:r>
     </w:p>
     <w:p>
@@ -3064,6 +3280,7 @@
                 <w:lang w:val="es-ES"/>
               </w:rPr>
             </w:pPr>
+            <w:proofErr w:type="spellStart"/>
             <w:r>
               <w:rPr>
                 <w:rFonts w:cs="Times New Roman"/>
@@ -3073,7 +3290,43 @@
                 <w:szCs w:val="22"/>
                 <w:lang w:val="es-ES"/>
               </w:rPr>
-              <w:t>Ingles-Español:</w:t>
+              <w:t>Ingles</w:t>
+            </w:r>
+            <w:proofErr w:type="spellEnd"/>
+            <w:r>
+              <w:rPr>
+                <w:rFonts w:cs="Times New Roman"/>
+                <w:b/>
+                <w:bCs/>
+                <w:sz w:val="22"/>
+                <w:szCs w:val="22"/>
+                <w:lang w:val="es-ES"/>
+              </w:rPr>
+              <w:t>-</w:t>
+            </w:r>
+            <w:proofErr w:type="gramStart"/>
+            <w:r>
+              <w:rPr>
+                <w:rFonts w:cs="Times New Roman"/>
+                <w:b/>
+                <w:bCs/>
+                <w:sz w:val="22"/>
+                <w:szCs w:val="22"/>
+                <w:lang w:val="es-ES"/>
+              </w:rPr>
+              <w:t>Español</w:t>
+            </w:r>
+            <w:proofErr w:type="gramEnd"/>
+            <w:r>
+              <w:rPr>
+                <w:rFonts w:cs="Times New Roman"/>
+                <w:b/>
+                <w:bCs/>
+                <w:sz w:val="22"/>
+                <w:szCs w:val="22"/>
+                <w:lang w:val="es-ES"/>
+              </w:rPr>
+              <w:t>:</w:t>
             </w:r>
           </w:p>
           <w:p>
@@ -3166,6 +3419,7 @@
               </w:rPr>
               <w:t xml:space="preserve">Nombre: </w:t>
             </w:r>
+            <w:proofErr w:type="spellStart"/>
             <w:r>
               <w:rPr>
                 <w:rFonts w:cs="Times New Roman"/>
@@ -3174,6 +3428,7 @@
               </w:rPr>
               <w:t>xx</w:t>
             </w:r>
+            <w:proofErr w:type="spellEnd"/>
           </w:p>
         </w:tc>
         <w:tc>
@@ -3248,6 +3503,7 @@
               </w:rPr>
               <w:t xml:space="preserve"> </w:t>
             </w:r>
+            <w:proofErr w:type="spellStart"/>
             <w:r>
               <w:rPr>
                 <w:rFonts w:cs="Times New Roman"/>
@@ -3256,6 +3512,7 @@
               </w:rPr>
               <w:t>xx</w:t>
             </w:r>
+            <w:proofErr w:type="spellEnd"/>
           </w:p>
         </w:tc>
         <w:tc>
@@ -3404,6 +3661,7 @@
               </w:rPr>
               <w:t xml:space="preserve">: </w:t>
             </w:r>
+            <w:proofErr w:type="spellStart"/>
             <w:r>
               <w:rPr>
                 <w:rFonts w:cs="Times New Roman"/>
@@ -3412,6 +3670,7 @@
               </w:rPr>
               <w:t>xx</w:t>
             </w:r>
+            <w:proofErr w:type="spellEnd"/>
           </w:p>
         </w:tc>
       </w:tr>
@@ -3474,13 +3733,23 @@
                 <w:lang w:val="es-ES"/>
               </w:rPr>
             </w:pPr>
+            <w:proofErr w:type="gramStart"/>
             <w:r>
               <w:rPr>
                 <w:rFonts w:cs="Times New Roman"/>
                 <w:lang w:val="es-ES"/>
               </w:rPr>
-              <w:t xml:space="preserve">Total Receptivo (palabras comprendidas): </w:t>
-            </w:r>
+              <w:t>Total</w:t>
+            </w:r>
+            <w:proofErr w:type="gramEnd"/>
+            <w:r>
+              <w:rPr>
+                <w:rFonts w:cs="Times New Roman"/>
+                <w:lang w:val="es-ES"/>
+              </w:rPr>
+              <w:t xml:space="preserve"> Receptivo (palabras comprendidas): </w:t>
+            </w:r>
+            <w:proofErr w:type="spellStart"/>
             <w:r>
               <w:rPr>
                 <w:rFonts w:cs="Times New Roman"/>
@@ -3489,6 +3758,7 @@
               </w:rPr>
               <w:t>ENTERnumber</w:t>
             </w:r>
+            <w:proofErr w:type="spellEnd"/>
             <w:r>
               <w:rPr>
                 <w:rFonts w:cs="Times New Roman"/>
@@ -3508,13 +3778,23 @@
                 <w:lang w:val="es-ES"/>
               </w:rPr>
             </w:pPr>
+            <w:proofErr w:type="gramStart"/>
             <w:r>
               <w:rPr>
                 <w:rFonts w:cs="Times New Roman"/>
                 <w:lang w:val="es-ES"/>
               </w:rPr>
-              <w:t xml:space="preserve">Total Expresivo (palabras dichas): </w:t>
-            </w:r>
+              <w:t>Total</w:t>
+            </w:r>
+            <w:proofErr w:type="gramEnd"/>
+            <w:r>
+              <w:rPr>
+                <w:rFonts w:cs="Times New Roman"/>
+                <w:lang w:val="es-ES"/>
+              </w:rPr>
+              <w:t xml:space="preserve"> Expresivo (palabras dichas): </w:t>
+            </w:r>
+            <w:proofErr w:type="spellStart"/>
             <w:r>
               <w:rPr>
                 <w:rFonts w:cs="Times New Roman"/>
@@ -3523,6 +3803,7 @@
               </w:rPr>
               <w:t>ENTERnumber</w:t>
             </w:r>
+            <w:proofErr w:type="spellEnd"/>
             <w:r>
               <w:rPr>
                 <w:rFonts w:cs="Times New Roman"/>
@@ -3575,13 +3856,23 @@
                 <w:lang w:val="es-ES"/>
               </w:rPr>
             </w:pPr>
+            <w:proofErr w:type="gramStart"/>
             <w:r>
               <w:rPr>
                 <w:rFonts w:cs="Times New Roman"/>
                 <w:lang w:val="es-ES"/>
               </w:rPr>
-              <w:t xml:space="preserve">Total Receptivo (palabras comprendidas): </w:t>
-            </w:r>
+              <w:t>Total</w:t>
+            </w:r>
+            <w:proofErr w:type="gramEnd"/>
+            <w:r>
+              <w:rPr>
+                <w:rFonts w:cs="Times New Roman"/>
+                <w:lang w:val="es-ES"/>
+              </w:rPr>
+              <w:t xml:space="preserve"> Receptivo (palabras comprendidas): </w:t>
+            </w:r>
+            <w:proofErr w:type="spellStart"/>
             <w:r>
               <w:rPr>
                 <w:rFonts w:cs="Times New Roman"/>
@@ -3590,6 +3881,7 @@
               </w:rPr>
               <w:t>ENTERnumber</w:t>
             </w:r>
+            <w:proofErr w:type="spellEnd"/>
             <w:r>
               <w:rPr>
                 <w:rFonts w:cs="Times New Roman"/>
@@ -3609,13 +3901,23 @@
                 <w:lang w:val="es-ES"/>
               </w:rPr>
             </w:pPr>
+            <w:proofErr w:type="gramStart"/>
             <w:r>
               <w:rPr>
                 <w:rFonts w:cs="Times New Roman"/>
                 <w:lang w:val="es-ES"/>
               </w:rPr>
-              <w:t xml:space="preserve">Total Expresivo (palabras dichas): </w:t>
-            </w:r>
+              <w:t>Total</w:t>
+            </w:r>
+            <w:proofErr w:type="gramEnd"/>
+            <w:r>
+              <w:rPr>
+                <w:rFonts w:cs="Times New Roman"/>
+                <w:lang w:val="es-ES"/>
+              </w:rPr>
+              <w:t xml:space="preserve"> Expresivo (palabras dichas): </w:t>
+            </w:r>
+            <w:proofErr w:type="spellStart"/>
             <w:r>
               <w:rPr>
                 <w:rFonts w:cs="Times New Roman"/>
@@ -3624,6 +3926,7 @@
               </w:rPr>
               <w:t>ENTERnumber</w:t>
             </w:r>
+            <w:proofErr w:type="spellEnd"/>
             <w:r>
               <w:rPr>
                 <w:rFonts w:cs="Times New Roman"/>
@@ -3675,13 +3978,23 @@
                 <w:lang w:val="es-ES"/>
               </w:rPr>
             </w:pPr>
+            <w:proofErr w:type="gramStart"/>
             <w:r>
               <w:rPr>
                 <w:rFonts w:cs="Times New Roman"/>
                 <w:lang w:val="es-ES"/>
               </w:rPr>
-              <w:t xml:space="preserve">Total Combinado Receptivo (palabras comprendidas): </w:t>
-            </w:r>
+              <w:t>Total</w:t>
+            </w:r>
+            <w:proofErr w:type="gramEnd"/>
+            <w:r>
+              <w:rPr>
+                <w:rFonts w:cs="Times New Roman"/>
+                <w:lang w:val="es-ES"/>
+              </w:rPr>
+              <w:t xml:space="preserve"> Combinado Receptivo (palabras comprendidas): </w:t>
+            </w:r>
+            <w:proofErr w:type="spellStart"/>
             <w:r>
               <w:rPr>
                 <w:rFonts w:cs="Times New Roman"/>
@@ -3690,6 +4003,7 @@
               </w:rPr>
               <w:t>ENTERnumber</w:t>
             </w:r>
+            <w:proofErr w:type="spellEnd"/>
           </w:p>
           <w:p>
             <w:pPr>
@@ -3702,13 +4016,23 @@
                 <w:lang w:val="es-ES"/>
               </w:rPr>
             </w:pPr>
+            <w:proofErr w:type="gramStart"/>
             <w:r>
               <w:rPr>
                 <w:rFonts w:cs="Times New Roman"/>
                 <w:lang w:val="es-ES"/>
               </w:rPr>
-              <w:t xml:space="preserve">Total Combinado Expresivo (palabras dichas): </w:t>
-            </w:r>
+              <w:t>Total</w:t>
+            </w:r>
+            <w:proofErr w:type="gramEnd"/>
+            <w:r>
+              <w:rPr>
+                <w:rFonts w:cs="Times New Roman"/>
+                <w:lang w:val="es-ES"/>
+              </w:rPr>
+              <w:t xml:space="preserve"> Combinado Expresivo (palabras dichas): </w:t>
+            </w:r>
+            <w:proofErr w:type="spellStart"/>
             <w:r>
               <w:rPr>
                 <w:rFonts w:cs="Times New Roman"/>
@@ -3717,6 +4041,7 @@
               </w:rPr>
               <w:t>ENTERnumber</w:t>
             </w:r>
+            <w:proofErr w:type="spellEnd"/>
           </w:p>
           <w:p>
             <w:pPr>
@@ -3767,6 +4092,7 @@
               </w:rPr>
               <w:t xml:space="preserve">Basado en la edad (en meses), sexo, y vocabulario receptivo: </w:t>
             </w:r>
+            <w:proofErr w:type="spellStart"/>
             <w:r>
               <w:rPr>
                 <w:rFonts w:cs="Times New Roman"/>
@@ -3775,6 +4101,7 @@
               </w:rPr>
               <w:t>ENTERnumber</w:t>
             </w:r>
+            <w:proofErr w:type="spellEnd"/>
             <w:r>
               <w:rPr>
                 <w:rFonts w:cs="Times New Roman"/>
@@ -3813,6 +4140,7 @@
               </w:rPr>
               <w:t xml:space="preserve">Basado en la edad (en meses), sexo, y vocabulario expresivo: </w:t>
             </w:r>
+            <w:proofErr w:type="spellStart"/>
             <w:r>
               <w:rPr>
                 <w:rFonts w:cs="Times New Roman"/>
@@ -3821,6 +4149,7 @@
               </w:rPr>
               <w:t>ENTERnumber</w:t>
             </w:r>
+            <w:proofErr w:type="spellEnd"/>
             <w:r>
               <w:rPr>
                 <w:rFonts w:cs="Times New Roman"/>
